--- a/backend-exhibits/Box to Box Standard Plan - Standard Not Include.docx
+++ b/backend-exhibits/Box to Box Standard Plan - Standard Not Include.docx
@@ -51,7 +51,7 @@
             </w:pPr>
             <w:r>
               <w:rPr>
-                <w:rFonts w:ascii="Arial" w:eastAsia="Arial" w:hAnsi="Arial" w:cs="Arial"/>
+                <w:rFonts w:ascii="Arial" w:hAnsi="Arial" w:cs="Arial" w:eastAsia="Arial"/>
                 <w:b/>
                 <w:sz w:val="21"/>
                 <w:szCs w:val="21"/>
@@ -61,7 +61,7 @@
             <w:proofErr w:type="gramStart"/>
             <w:r>
               <w:rPr>
-                <w:rFonts w:ascii="Arial" w:eastAsia="Arial" w:hAnsi="Arial" w:cs="Arial"/>
+                <w:rFonts w:ascii="Arial" w:hAnsi="Arial" w:cs="Arial" w:eastAsia="Arial"/>
                 <w:b/>
                 <w:sz w:val="21"/>
                 <w:szCs w:val="21"/>
@@ -71,7 +71,7 @@
             <w:proofErr w:type="gramEnd"/>
             <w:r>
               <w:rPr>
-                <w:rFonts w:ascii="Arial" w:eastAsia="Arial" w:hAnsi="Arial" w:cs="Arial"/>
+                <w:rFonts w:ascii="Arial" w:hAnsi="Arial" w:cs="Arial" w:eastAsia="Arial"/>
                 <w:b/>
                 <w:sz w:val="21"/>
                 <w:szCs w:val="21"/>
@@ -105,7 +105,7 @@
             </w:pPr>
             <w:r>
               <w:rPr>
-                <w:rFonts w:ascii="Arial" w:eastAsia="Arial" w:hAnsi="Arial" w:cs="Arial"/>
+                <w:rFonts w:ascii="Arial" w:hAnsi="Arial" w:cs="Arial" w:eastAsia="Arial"/>
                 <w:b/>
                 <w:sz w:val="21"/>
                 <w:szCs w:val="21"/>
@@ -133,7 +133,7 @@
             </w:pPr>
             <w:r>
               <w:rPr>
-                <w:rFonts w:ascii="Arial" w:eastAsia="Arial" w:hAnsi="Arial" w:cs="Arial"/>
+                <w:rFonts w:ascii="Arial" w:hAnsi="Arial" w:cs="Arial" w:eastAsia="Arial"/>
                 <w:sz w:val="21"/>
                 <w:szCs w:val="21"/>
               </w:rPr>
@@ -166,7 +166,7 @@
             </w:pPr>
             <w:r>
               <w:rPr>
-                <w:rFonts w:ascii="Arial" w:eastAsia="Arial" w:hAnsi="Arial" w:cs="Arial"/>
+                <w:rFonts w:ascii="Arial" w:hAnsi="Arial" w:cs="Arial" w:eastAsia="Arial"/>
                 <w:b/>
                 <w:sz w:val="21"/>
                 <w:szCs w:val="21"/>
@@ -194,7 +194,7 @@
             </w:pPr>
             <w:r>
               <w:rPr>
-                <w:rFonts w:ascii="Arial" w:eastAsia="Arial" w:hAnsi="Arial" w:cs="Arial"/>
+                <w:rFonts w:ascii="Arial" w:hAnsi="Arial" w:cs="Arial" w:eastAsia="Arial"/>
                 <w:sz w:val="21"/>
                 <w:szCs w:val="21"/>
               </w:rPr>
@@ -227,7 +227,7 @@
             </w:pPr>
             <w:r>
               <w:rPr>
-                <w:rFonts w:ascii="Arial" w:eastAsia="Arial" w:hAnsi="Arial" w:cs="Arial"/>
+                <w:rFonts w:ascii="Arial" w:hAnsi="Arial" w:cs="Arial" w:eastAsia="Arial"/>
                 <w:b/>
                 <w:sz w:val="21"/>
                 <w:szCs w:val="21"/>
@@ -255,7 +255,7 @@
             </w:pPr>
             <w:r>
               <w:rPr>
-                <w:rFonts w:ascii="Arial" w:eastAsia="Arial" w:hAnsi="Arial" w:cs="Arial"/>
+                <w:rFonts w:ascii="Arial" w:hAnsi="Arial" w:cs="Arial" w:eastAsia="Arial"/>
                 <w:sz w:val="21"/>
                 <w:szCs w:val="21"/>
               </w:rPr>
@@ -288,7 +288,7 @@
             </w:pPr>
             <w:r>
               <w:rPr>
-                <w:rFonts w:ascii="Arial" w:eastAsia="Arial" w:hAnsi="Arial" w:cs="Arial"/>
+                <w:rFonts w:ascii="Arial" w:hAnsi="Arial" w:cs="Arial" w:eastAsia="Arial"/>
                 <w:b/>
                 <w:sz w:val="21"/>
                 <w:szCs w:val="21"/>
@@ -317,7 +317,7 @@
             <w:proofErr w:type="spellStart"/>
             <w:r>
               <w:rPr>
-                <w:rFonts w:ascii="Arial" w:eastAsia="Arial" w:hAnsi="Arial" w:cs="Arial"/>
+                <w:rFonts w:ascii="Arial" w:hAnsi="Arial" w:cs="Arial" w:eastAsia="Arial"/>
                 <w:sz w:val="21"/>
                 <w:szCs w:val="21"/>
               </w:rPr>
@@ -326,7 +326,7 @@
             <w:proofErr w:type="spellEnd"/>
             <w:r>
               <w:rPr>
-                <w:rFonts w:ascii="Arial" w:eastAsia="Arial" w:hAnsi="Arial" w:cs="Arial"/>
+                <w:rFonts w:ascii="Arial" w:hAnsi="Arial" w:cs="Arial" w:eastAsia="Arial"/>
                 <w:sz w:val="21"/>
                 <w:szCs w:val="21"/>
               </w:rPr>
@@ -359,7 +359,7 @@
             </w:pPr>
             <w:r>
               <w:rPr>
-                <w:rFonts w:ascii="Arial" w:eastAsia="Arial" w:hAnsi="Arial" w:cs="Arial"/>
+                <w:rFonts w:ascii="Arial" w:hAnsi="Arial" w:cs="Arial" w:eastAsia="Arial"/>
                 <w:b/>
                 <w:sz w:val="21"/>
                 <w:szCs w:val="21"/>
@@ -387,7 +387,7 @@
             </w:pPr>
             <w:r>
               <w:rPr>
-                <w:rFonts w:ascii="Arial" w:eastAsia="Arial" w:hAnsi="Arial" w:cs="Arial"/>
+                <w:rFonts w:ascii="Arial" w:hAnsi="Arial" w:cs="Arial" w:eastAsia="Arial"/>
                 <w:sz w:val="21"/>
                 <w:szCs w:val="21"/>
               </w:rPr>
@@ -396,7 +396,7 @@
             <w:proofErr w:type="spellStart"/>
             <w:r>
               <w:rPr>
-                <w:rFonts w:ascii="Arial" w:eastAsia="Arial" w:hAnsi="Arial" w:cs="Arial"/>
+                <w:rFonts w:ascii="Arial" w:hAnsi="Arial" w:cs="Arial" w:eastAsia="Arial"/>
                 <w:sz w:val="21"/>
                 <w:szCs w:val="21"/>
               </w:rPr>
@@ -405,7 +405,7 @@
             <w:proofErr w:type="spellEnd"/>
             <w:r>
               <w:rPr>
-                <w:rFonts w:ascii="Arial" w:eastAsia="Arial" w:hAnsi="Arial" w:cs="Arial"/>
+                <w:rFonts w:ascii="Arial" w:hAnsi="Arial" w:cs="Arial" w:eastAsia="Arial"/>
                 <w:sz w:val="21"/>
                 <w:szCs w:val="21"/>
               </w:rPr>
@@ -438,7 +438,7 @@
             </w:pPr>
             <w:r>
               <w:rPr>
-                <w:rFonts w:ascii="Arial" w:eastAsia="Arial" w:hAnsi="Arial" w:cs="Arial"/>
+                <w:rFonts w:ascii="Arial" w:hAnsi="Arial" w:cs="Arial" w:eastAsia="Arial"/>
                 <w:b/>
                 <w:sz w:val="21"/>
                 <w:szCs w:val="21"/>
@@ -456,7 +456,7 @@
             </w:pPr>
             <w:r>
               <w:rPr>
-                <w:rFonts w:ascii="Arial" w:eastAsia="Arial" w:hAnsi="Arial" w:cs="Arial"/>
+                <w:rFonts w:ascii="Arial" w:hAnsi="Arial" w:cs="Arial" w:eastAsia="Arial"/>
                 <w:b/>
                 <w:sz w:val="21"/>
                 <w:szCs w:val="21"/>
@@ -485,7 +485,7 @@
             <w:proofErr w:type="spellStart"/>
             <w:r>
               <w:rPr>
-                <w:rFonts w:ascii="Arial" w:eastAsia="Arial" w:hAnsi="Arial" w:cs="Arial"/>
+                <w:rFonts w:ascii="Arial" w:hAnsi="Arial" w:cs="Arial" w:eastAsia="Arial"/>
                 <w:sz w:val="21"/>
                 <w:szCs w:val="21"/>
               </w:rPr>
@@ -494,7 +494,7 @@
             <w:proofErr w:type="spellEnd"/>
             <w:r>
               <w:rPr>
-                <w:rFonts w:ascii="Arial" w:eastAsia="Arial" w:hAnsi="Arial" w:cs="Arial"/>
+                <w:rFonts w:ascii="Arial" w:hAnsi="Arial" w:cs="Arial" w:eastAsia="Arial"/>
                 <w:sz w:val="21"/>
                 <w:szCs w:val="21"/>
               </w:rPr>
@@ -527,7 +527,7 @@
             </w:pPr>
             <w:r>
               <w:rPr>
-                <w:rFonts w:ascii="Arial" w:eastAsia="Arial" w:hAnsi="Arial" w:cs="Arial"/>
+                <w:rFonts w:ascii="Arial" w:hAnsi="Arial" w:cs="Arial" w:eastAsia="Arial"/>
                 <w:b/>
                 <w:sz w:val="21"/>
                 <w:szCs w:val="21"/>
@@ -555,7 +555,7 @@
             </w:pPr>
             <w:r>
               <w:rPr>
-                <w:rFonts w:ascii="Arial" w:eastAsia="Arial" w:hAnsi="Arial" w:cs="Arial"/>
+                <w:rFonts w:ascii="Arial" w:hAnsi="Arial" w:cs="Arial" w:eastAsia="Arial"/>
                 <w:sz w:val="21"/>
                 <w:szCs w:val="21"/>
               </w:rPr>
@@ -588,7 +588,7 @@
             </w:pPr>
             <w:r>
               <w:rPr>
-                <w:rFonts w:ascii="Arial" w:eastAsia="Arial" w:hAnsi="Arial" w:cs="Arial"/>
+                <w:rFonts w:ascii="Arial" w:hAnsi="Arial" w:cs="Arial" w:eastAsia="Arial"/>
                 <w:b/>
                 <w:sz w:val="21"/>
                 <w:szCs w:val="21"/>
@@ -616,7 +616,7 @@
             </w:pPr>
             <w:r>
               <w:rPr>
-                <w:rFonts w:ascii="Arial" w:eastAsia="Arial" w:hAnsi="Arial" w:cs="Arial"/>
+                <w:rFonts w:ascii="Arial" w:hAnsi="Arial" w:cs="Arial" w:eastAsia="Arial"/>
                 <w:sz w:val="21"/>
                 <w:szCs w:val="21"/>
               </w:rPr>
@@ -641,10 +641,10 @@
   <w:docDefaults>
     <w:rPrDefault>
       <w:rPr>
-        <w:rFonts w:asciiTheme="minorHAnsi" w:eastAsiaTheme="minorEastAsia" w:hAnsiTheme="minorHAnsi" w:cstheme="minorBidi"/>
+        <w:rFonts w:ascii="Arial" w:hAnsi="Arial" w:cs="Arial" w:eastAsia="Arial"/>
         <w:kern w:val="2"/>
-        <w:sz w:val="24"/>
-        <w:szCs w:val="24"/>
+        <w:sz w:val="21"/>
+        <w:szCs w:val="21"/>
         <w:lang w:val="en-IN" w:eastAsia="en-IN" w:bidi="ar-SA"/>
         <w14:ligatures w14:val="standardContextual"/>
       </w:rPr>
@@ -1040,9 +1040,9 @@
       <w:spacing w:line="259" w:lineRule="auto"/>
     </w:pPr>
     <w:rPr>
-      <w:rFonts w:ascii="Calibri" w:eastAsia="Calibri" w:hAnsi="Calibri" w:cs="Calibri"/>
+      <w:rFonts w:ascii="Arial" w:hAnsi="Arial" w:cs="Arial" w:eastAsia="Arial"/>
       <w:color w:val="000000"/>
-      <w:sz w:val="22"/>
+      <w:sz w:val="21"/>
     </w:rPr>
   </w:style>
   <w:style w:type="character" w:default="1" w:styleId="DefaultParagraphFont">
